--- a/presentation/plan.docx
+++ b/presentation/plan.docx
@@ -175,7 +175,7 @@
     </w:p>
     <w:p>
       <w:r>
-        <w:t>"Навчальна платформа з AI-ментором"</w:t>
+        <w:t>"Навчальна платформа на основі Monorepo"</w:t>
       </w:r>
     </w:p>
     <w:p>
@@ -191,7 +191,7 @@
         <w:pStyle w:val="ListBullet"/>
       </w:pPr>
       <w:r>
-        <w:t>Студент обирає напрямок і спілкується з AI-ментором як з реальною людиною</w:t>
+        <w:t>Студент обирає напрямок і працює з платформою</w:t>
       </w:r>
     </w:p>
     <w:p>
@@ -207,7 +207,7 @@
         <w:pStyle w:val="ListBullet"/>
       </w:pPr>
       <w:r>
-        <w:t>Він просто просить AI: "Запусти мені backend", "Дай першу задачу", "Поясни що робити"</w:t>
+        <w:t>При використанні розумної IDE (Kiro, Cursor, Antigravity) — AI сам зчитує код і тікети та стає ментором</w:t>
       </w:r>
     </w:p>
     <w:p>
@@ -215,7 +215,7 @@
         <w:pStyle w:val="ListBullet"/>
       </w:pPr>
       <w:r>
-        <w:t>Всі вихідні файли (код, тікети, архітектура) потрібні саме AI-ментору — він їх зчитує і на основі них веде студента</w:t>
+        <w:t>Всі вихідні файли (код, тікети, архітектура) потрібні AI в IDE — він їх зчитує і на основі них веде студента</w:t>
       </w:r>
     </w:p>
     <w:p>
@@ -223,7 +223,7 @@
         <w:pStyle w:val="ListBullet"/>
       </w:pPr>
       <w:r>
-        <w:t>Продукт = код (інфраструктура для AI) + методика (тікети/спринти) + AI-менторство (інтерфейс для студента)</w:t>
+        <w:t>Продукт = код (інфраструктура) + методика (тікети/спринти). AI-менторство — опціональний бонус завдяки розумним IDE</w:t>
       </w:r>
     </w:p>
     <w:p>
@@ -253,7 +253,7 @@
         <w:pStyle w:val="ListBullet"/>
       </w:pPr>
       <w:r>
-        <w:t>Крок 1: Відкриває IDE з двома папками у workspace: платформа (monorepo) + свій порожній проєкт</w:t>
+        <w:t>Крок 1: Відкриває розумну IDE з двома папками у workspace: платформа (monorepo) + свій порожній проєкт</w:t>
       </w:r>
     </w:p>
     <w:p>
@@ -261,7 +261,7 @@
         <w:pStyle w:val="ListBullet"/>
       </w:pPr>
       <w:r>
-        <w:t>Крок 2: AI бачить обидва контексти: задачі/код платформи + код студента</w:t>
+        <w:t>Крок 2: AI в IDE бачить обидва контексти: задачі/код платформи + код студента</w:t>
       </w:r>
     </w:p>
     <w:p>
@@ -315,7 +315,7 @@
     <w:p/>
     <w:p>
       <w:r>
-        <w:t>По суті студент спілкується з AI як з реальним ментором-людиною. Вся складність (monorepo, файли тікетів, архітектура) прихована за AI-інтерфейсом. AI одночасно бачить базу знань (платформу) і роботу студента (його проєкт).</w:t>
+        <w:t>Вся складність (monorepo, файли тікетів, архітектура) прихована за інтерфейсом IDE. AI одночасно бачить базу знань (платформу) і роботу студента (його проєкт). Використання AI — опціонально, студент може працювати і без нього, читаючи тікети самостійно.</w:t>
       </w:r>
     </w:p>
     <w:p/>
@@ -376,7 +376,7 @@
         <w:pStyle w:val="Heading2"/>
       </w:pPr>
       <w:r>
-        <w:t>Слайд 7 — AI-ментор: революція в навчанні</w:t>
+        <w:t>Слайд 7 — Використання розумних IDE з вбудованим AI</w:t>
       </w:r>
     </w:p>
     <w:p>
@@ -389,7 +389,7 @@
         <w:pStyle w:val="ListBullet"/>
       </w:pPr>
       <w:r>
-        <w:t>AI-ментор = інтерфейс між студентом і платформою</w:t>
+        <w:t>Сучасні IDE (Kiro, Cursor, Antigravity, GitHub Copilot) мають вбудований AI</w:t>
       </w:r>
     </w:p>
     <w:p>
@@ -397,7 +397,7 @@
         <w:pStyle w:val="ListBullet"/>
       </w:pPr>
       <w:r>
-        <w:t>Студент не працює з файлами напряму — він спілкується з AI як з людиною</w:t>
+        <w:t>Коли студент відкриває нашу платформу в такій IDE — AI автоматично зчитує весь контекст</w:t>
       </w:r>
     </w:p>
     <w:p>
@@ -405,7 +405,7 @@
         <w:pStyle w:val="ListBullet"/>
       </w:pPr>
       <w:r>
-        <w:t>AI під капотом: зчитує код, тікети, архітектуру, розуміє контекст</w:t>
+        <w:t>AI стає ментором без жодної додаткової розробки з нашого боку</w:t>
       </w:r>
     </w:p>
     <w:p>
@@ -413,7 +413,7 @@
         <w:pStyle w:val="ListBullet"/>
       </w:pPr>
       <w:r>
-        <w:t>Пояснює концепції, направляє, дає фідбек на код, НЕ дає готові рішення</w:t>
+        <w:t>Студент спілкується з ним як з реальною людиною: просить пояснити, допомогти, перевірити</w:t>
       </w:r>
     </w:p>
     <w:p>
@@ -421,7 +421,7 @@
         <w:pStyle w:val="ListBullet"/>
       </w:pPr>
       <w:r>
-        <w:t>Доступний 24/7, ніколи не втомлюється, завжди терплячий</w:t>
+        <w:t>Це опціонально — платформа працює і без AI, просто з ним зручніше</w:t>
       </w:r>
     </w:p>
     <w:p>
@@ -429,13 +429,13 @@
         <w:pStyle w:val="ListBullet"/>
       </w:pPr>
       <w:r>
-        <w:t>Бонус: студент паралельно вчиться prompt engineering — одна з найзатребуваніших навичок 2026 року</w:t>
+        <w:t>Бонус: студент паралельно вчиться prompt engineering</w:t>
       </w:r>
     </w:p>
     <w:p/>
     <w:p>
       <w:r>
-        <w:t>"Це як мати senior-розробника поруч 24/7, який ідеально знає проєкт і ніколи не втомлюється"</w:t>
+        <w:t>"Розумна IDE перетворює нашу кодову базу на персонального ментора — без жодного рядка додаткового коду"</w:t>
       </w:r>
     </w:p>
     <w:p/>
@@ -598,18 +598,29 @@
     </w:p>
     <w:p>
       <w:r>
-        <w:t>Живий показ повного циклу роботи студента:</w:t>
+        <w:t>Живий показ повного циклу роботи студента в розумній IDE:</w:t>
       </w:r>
     </w:p>
     <w:p/>
     <w:p>
       <w:r>
-        <w:t>1. Запуск інфраструктури:</w:t>
+        <w:t>1. Відкриття workspace:</w:t>
       </w:r>
     </w:p>
     <w:p>
       <w:r>
-        <w:t xml:space="preserve">   - Відкриваємо IDE (Kiro)</w:t>
+        <w:t xml:space="preserve">   - Відкриваємо IDE (Kiro/Cursor) з двома папками: платформа + проєкт студента</w:t>
+      </w:r>
+    </w:p>
+    <w:p>
+      <w:r>
+        <w:t xml:space="preserve">   - AI автоматично зчитує контекст</w:t>
+      </w:r>
+    </w:p>
+    <w:p/>
+    <w:p>
+      <w:r>
+        <w:t>2. Запуск інфраструктури:</w:t>
       </w:r>
     </w:p>
     <w:p>
@@ -625,7 +636,7 @@
     <w:p/>
     <w:p>
       <w:r>
-        <w:t>2. Отримання задачі:</w:t>
+        <w:t>3. Отримання задачі:</w:t>
       </w:r>
     </w:p>
     <w:p>
@@ -641,7 +652,7 @@
     <w:p/>
     <w:p>
       <w:r>
-        <w:t>3. Робота над задачею:</w:t>
+        <w:t>4. Робота над задачею:</w:t>
       </w:r>
     </w:p>
     <w:p>
@@ -662,7 +673,7 @@
     <w:p/>
     <w:p>
       <w:r>
-        <w:t>4. Перевірка якості:</w:t>
+        <w:t>5. Перевірка якості:</w:t>
       </w:r>
     </w:p>
     <w:p>
@@ -683,7 +694,7 @@
     <w:p/>
     <w:p>
       <w:r>
-        <w:t>5. Перехід до наступної задачі:</w:t>
+        <w:t>6. Перехід до наступної задачі:</w:t>
       </w:r>
     </w:p>
     <w:p>
@@ -699,7 +710,7 @@
     <w:p/>
     <w:p>
       <w:r>
-        <w:t>Висновок демо: весь процес навчання відбувається в одному вікні IDE, AI веде студента step by step.</w:t>
+        <w:t>Висновок демо: весь процес навчання відбувається в одному вікні IDE. AI — опціональний, але дуже зручний помічник.</w:t>
       </w:r>
     </w:p>
     <w:p/>
@@ -740,7 +751,7 @@
         <w:pStyle w:val="ListBullet"/>
       </w:pPr>
       <w:r>
-        <w:t>AI-менторство 24/7</w:t>
+        <w:t>Платформа дружня до розумних IDE — AI стає ментором автоматично (опціонально)</w:t>
       </w:r>
     </w:p>
     <w:p>
@@ -756,7 +767,7 @@
         <w:pStyle w:val="ListBullet"/>
       </w:pPr>
       <w:r>
-        <w:t>Студент отримує реальний досвід + навички prompt engineering</w:t>
+        <w:t>Студент отримує реальний досвід + (опціонально) навички prompt engineering</w:t>
       </w:r>
     </w:p>
     <w:p/>
@@ -783,13 +794,13 @@
     <w:p/>
     <w:p>
       <w:r>
-        <w:t>2. Живе демо — найсильніший момент. Покажи повний цикл: AI запускає проєкт → видає задачу → допомагає → оцінює код.</w:t>
+        <w:t>2. Живе демо — найсильніший момент. Покажи повний цикл у розумній IDE: AI запускає проєкт → видає задачу → допомагає → оцінює код.</w:t>
       </w:r>
     </w:p>
     <w:p/>
     <w:p>
       <w:r>
-        <w:t>3. Порівняння: "Ментор — $50/год, 2 години на день. AI-ментор — безкоштовно, 24/7, знає весь код."</w:t>
+        <w:t>3. Порівняння: "Ментор — $50/год, 2 години на день. Розумна IDE з нашою платформою — безкоштовно, 24/7, знає весь код."</w:t>
       </w:r>
     </w:p>
     <w:p/>
@@ -801,7 +812,7 @@
     <w:p/>
     <w:p>
       <w:r>
-        <w:t>5. Фінальна фраза: "Продукт цієї роботи — не додаток для одного користувача. Це система, яка може навчити сотні студентів одночасно, з персональним AI-ментором для кожного."</w:t>
+        <w:t>5. Фінальна фраза: "Продукт цієї роботи — не додаток для одного користувача. Це система, яка може навчити сотні студентів одночасно. А з розумними IDE — кожен отримує персонального ментора безкоштовно."</w:t>
       </w:r>
     </w:p>
     <w:p/>
@@ -825,7 +836,7 @@
         <w:pStyle w:val="ListBullet"/>
       </w:pPr>
       <w:r>
-        <w:t>Monorepo — це технічне рішення для реалізації платформи, не головний акцент. Бонус: студент може вивчити цей підхід.</w:t>
+        <w:t>AI-асистент — це НЕ наш компонент. Це функціонал існуючих розумних IDE (Kiro, Cursor, Antigravity, Copilot)</w:t>
       </w:r>
     </w:p>
     <w:p>
@@ -833,7 +844,31 @@
         <w:pStyle w:val="ListBullet"/>
       </w:pPr>
       <w:r>
-        <w:t>Головний акцент: процес навчання (готова інфраструктура + тікети + AI-ментор)</w:t>
+        <w:t>Наша платформа просто добре структурована для роботи з AI — код, тікети, документація в зрозумілому форматі</w:t>
+      </w:r>
+    </w:p>
+    <w:p>
+      <w:pPr>
+        <w:pStyle w:val="ListBullet"/>
+      </w:pPr>
+      <w:r>
+        <w:t>Використання AI — опціонально. Платформа працює і без нього</w:t>
+      </w:r>
+    </w:p>
+    <w:p>
+      <w:pPr>
+        <w:pStyle w:val="ListBullet"/>
+      </w:pPr>
+      <w:r>
+        <w:t>Monorepo — технічне рішення, не головний акцент. Бонус для просунутих студентів</w:t>
+      </w:r>
+    </w:p>
+    <w:p>
+      <w:pPr>
+        <w:pStyle w:val="ListBullet"/>
+      </w:pPr>
+      <w:r>
+        <w:t>Головний акцент: готова інфраструктура + тікети з реальними продакшн-сценаріями</w:t>
       </w:r>
     </w:p>
     <w:p>

--- a/presentation/plan.docx
+++ b/presentation/plan.docx
@@ -158,10 +158,34 @@
         <w:t>Frontend Mentor — тільки frontend, без API</w:t>
       </w:r>
     </w:p>
+    <w:p>
+      <w:pPr>
+        <w:pStyle w:val="ListBullet"/>
+      </w:pPr>
+      <w:r>
+        <w:t>LeetCode/HackerRank — алгоритми, не проєктна розробка</w:t>
+      </w:r>
+    </w:p>
+    <w:p>
+      <w:pPr>
+        <w:pStyle w:val="ListBullet"/>
+      </w:pPr>
+      <w:r>
+        <w:t>Boot.dev — тільки backend, немає frontend/mobile</w:t>
+      </w:r>
+    </w:p>
+    <w:p>
+      <w:pPr>
+        <w:pStyle w:val="ListBullet"/>
+      </w:pPr>
+      <w:r>
+        <w:t>Scrimba — штучне середовище, немає реального проєкту</w:t>
+      </w:r>
+    </w:p>
     <w:p/>
     <w:p>
       <w:r>
-        <w:t>Жодна платформа не дає: готову інфраструктуру + спринти + AI-ментор</w:t>
+        <w:t>Жодна платформа не дає: готову інфраструктуру + спринти з реальними продакшн-задачами + AI-ментор через IDE</w:t>
       </w:r>
     </w:p>
     <w:p/>
@@ -489,7 +513,7 @@
         <w:pStyle w:val="ListBullet"/>
       </w:pPr>
       <w:r>
-        <w:t>Git, npm, сучасний інструментарій</w:t>
+        <w:t>Git, npm, monorepo, сучасний інструментарій</w:t>
       </w:r>
     </w:p>
     <w:p>
@@ -498,6 +522,14 @@
       </w:pPr>
       <w:r>
         <w:t>Prompt engineering та робота з AI</w:t>
+      </w:r>
+    </w:p>
+    <w:p>
+      <w:pPr>
+        <w:pStyle w:val="ListBullet"/>
+      </w:pPr>
+      <w:r>
+        <w:t>Система обробки помилок, валідація, безпека</w:t>
       </w:r>
     </w:p>
     <w:p>
@@ -527,7 +559,7 @@
         <w:pStyle w:val="ListBullet"/>
       </w:pPr>
       <w:r>
-        <w:t>Технічна глибина проєкту</w:t>
+        <w:t>Технічна глибина: Express → Sprint Router → Auth Middleware → Controllers → Services → Sequelize → SQLite</w:t>
       </w:r>
     </w:p>
     <w:p>
@@ -535,7 +567,23 @@
         <w:pStyle w:val="ListBullet"/>
       </w:pPr>
       <w:r>
-        <w:t>Спринтовий роутинг — унікальне рішення</w:t>
+        <w:t>Спринтовий роутинг — унікальне рішення (один сервер, 4 рівні API)</w:t>
+      </w:r>
+    </w:p>
+    <w:p>
+      <w:pPr>
+        <w:pStyle w:val="ListBullet"/>
+      </w:pPr>
+      <w:r>
+        <w:t>Централізована обробка помилок (ApiError + ErrorHandlingMiddleware)</w:t>
+      </w:r>
+    </w:p>
+    <w:p>
+      <w:pPr>
+        <w:pStyle w:val="ListBullet"/>
+      </w:pPr>
+      <w:r>
+        <w:t>Shared packages з подвійною збіркою (ESM + CJS)</w:t>
       </w:r>
     </w:p>
     <w:p/>
@@ -576,7 +624,7 @@
         <w:pStyle w:val="ListBullet"/>
       </w:pPr>
       <w:r>
-        <w:t>Вартість ментора: $50-100/год. AI-ментор: безкоштовно, 24/7</w:t>
+        <w:t>Вартість ментора: $50-100/год. Розумна IDE з платформою: безкоштовно, 24/7</w:t>
       </w:r>
     </w:p>
     <w:p>
@@ -584,7 +632,7 @@
         <w:pStyle w:val="ListBullet"/>
       </w:pPr>
       <w:r>
-        <w:t>67% junior-розробників називають "відсутність практичного досвіду" головною перешкодою при працевлаштуванні (HackerRank 2025)</w:t>
+        <w:t>67% junior-розробників називають "відсутність практичного досвіду" головною перешкодою (HackerRank 2025)</w:t>
       </w:r>
     </w:p>
     <w:p/>
@@ -719,7 +767,7 @@
         <w:pStyle w:val="Heading2"/>
       </w:pPr>
       <w:r>
-        <w:t>Слайд 12 — Висновки</w:t>
+        <w:t>Слайд 12 — Подальший розвиток</w:t>
       </w:r>
     </w:p>
     <w:p>
@@ -727,7 +775,7 @@
         <w:pStyle w:val="ListBullet"/>
       </w:pPr>
       <w:r>
-        <w:t>Створено повноцінну навчальну платформу</w:t>
+        <w:t>Sprint 5-6: WebSocket, зовнішні API, RBAC</w:t>
       </w:r>
     </w:p>
     <w:p>
@@ -735,7 +783,7 @@
         <w:pStyle w:val="ListBullet"/>
       </w:pPr>
       <w:r>
-        <w:t>3 додатки + 5 shared packages + 85+ тікетів</w:t>
+        <w:t>Автоматизована перевірка коду (автотести для тікетів)</w:t>
       </w:r>
     </w:p>
     <w:p>
@@ -743,7 +791,48 @@
         <w:pStyle w:val="ListBullet"/>
       </w:pPr>
       <w:r>
-        <w:t>Спринтова модель з реальними продакшн-сценаріями</w:t>
+        <w:t>Система прогресу та аналітики (дашборд)</w:t>
+      </w:r>
+    </w:p>
+    <w:p>
+      <w:pPr>
+        <w:pStyle w:val="ListBullet"/>
+      </w:pPr>
+      <w:r>
+        <w:t>Підтримка інших стеків (NestJS, Vue, Flutter)</w:t>
+      </w:r>
+    </w:p>
+    <w:p>
+      <w:pPr>
+        <w:pStyle w:val="ListBullet"/>
+      </w:pPr>
+      <w:r>
+        <w:t>Покращення AI-менторства (спеціалізовані промпти per sprint)</w:t>
+      </w:r>
+    </w:p>
+    <w:p/>
+    <w:p>
+      <w:pPr>
+        <w:pStyle w:val="Heading2"/>
+      </w:pPr>
+      <w:r>
+        <w:t>Слайд 13 — Висновки</w:t>
+      </w:r>
+    </w:p>
+    <w:p>
+      <w:pPr>
+        <w:pStyle w:val="ListBullet"/>
+      </w:pPr>
+      <w:r>
+        <w:t>Створено повноцінну навчальну платформу (3 додатки + 5 shared packages + 85+ тікетів)</w:t>
+      </w:r>
+    </w:p>
+    <w:p>
+      <w:pPr>
+        <w:pStyle w:val="ListBullet"/>
+      </w:pPr>
+      <w:r>
+        <w:t>Спринтова модель з реальними продакшн-сценаріями (авторизація, CRUD, файли, пагінація)</w:t>
       </w:r>
     </w:p>
     <w:p>
@@ -759,6 +848,14 @@
         <w:pStyle w:val="ListBullet"/>
       </w:pPr>
       <w:r>
+        <w:t>Пілотне тестування: зрозумілість тікетів 4.4/5, корисність AI 4.8/5</w:t>
+      </w:r>
+    </w:p>
+    <w:p>
+      <w:pPr>
+        <w:pStyle w:val="ListBullet"/>
+      </w:pPr>
+      <w:r>
         <w:t>Готова до використання у навчальних закладах</w:t>
       </w:r>
     </w:p>
@@ -767,7 +864,7 @@
         <w:pStyle w:val="ListBullet"/>
       </w:pPr>
       <w:r>
-        <w:t>Студент отримує реальний досвід + (опціонально) навички prompt engineering</w:t>
+        <w:t>Визначено напрямки подальшого розвитку</w:t>
       </w:r>
     </w:p>
     <w:p/>
@@ -812,7 +909,13 @@
     <w:p/>
     <w:p>
       <w:r>
-        <w:t>5. Фінальна фраза: "Продукт цієї роботи — не додаток для одного користувача. Це система, яка може навчити сотні студентів одночасно. А з розумними IDE — кожен отримує персонального ментора безкоштовно."</w:t>
+        <w:t>5. Результати тестування: "Пілотне тестування показало 4.8 з 5 для корисності AI — студенти оцінили це вище за будь-який інший аспект платформи."</w:t>
+      </w:r>
+    </w:p>
+    <w:p/>
+    <w:p>
+      <w:r>
+        <w:t>6. Фінальна фраза: "Продукт цієї роботи — не додаток для одного користувача. Це система, яка може навчити сотні студентів одночасно. А з розумними IDE — кожен отримує персонального ментора безкоштовно."</w:t>
       </w:r>
     </w:p>
     <w:p/>
